--- a/paper/tables/Table1.docx
+++ b/paper/tables/Table1.docx
@@ -83,6 +83,71 @@
                 <w:sz w:val="14"/>
               </w:rPr>
               <w:t>Implementation in NSCLC-Agent</w:t>
+            </w:r>
+          </w:p>
+        </w:tc>
+      </w:tr>
+      <w:tr>
+        <w:tc>
+          <w:tcPr>
+            <w:tcW w:type="dxa" w:w="1701"/>
+            <w:tcBorders>
+              <w:top w:val="nil"/>
+              <w:left w:val="nil"/>
+              <w:bottom w:val="nil"/>
+              <w:right w:val="nil"/>
+            </w:tcBorders>
+          </w:tcPr>
+          <w:p>
+            <w:r/>
+            <w:r>
+              <w:rPr>
+                <w:b w:val="0"/>
+                <w:sz w:val="14"/>
+              </w:rPr>
+              <w:t>Decision authority</w:t>
+            </w:r>
+          </w:p>
+        </w:tc>
+        <w:tc>
+          <w:tcPr>
+            <w:tcW w:type="dxa" w:w="2381"/>
+            <w:tcBorders>
+              <w:top w:val="nil"/>
+              <w:left w:val="nil"/>
+              <w:bottom w:val="nil"/>
+              <w:right w:val="nil"/>
+            </w:tcBorders>
+          </w:tcPr>
+          <w:p>
+            <w:r/>
+            <w:r>
+              <w:rPr>
+                <w:b w:val="0"/>
+                <w:sz w:val="14"/>
+              </w:rPr>
+              <w:t>The model decides; the harness checks</w:t>
+            </w:r>
+          </w:p>
+        </w:tc>
+        <w:tc>
+          <w:tcPr>
+            <w:tcW w:type="dxa" w:w="5556"/>
+            <w:tcBorders>
+              <w:top w:val="nil"/>
+              <w:left w:val="nil"/>
+              <w:bottom w:val="nil"/>
+              <w:right w:val="nil"/>
+            </w:tcBorders>
+          </w:tcPr>
+          <w:p>
+            <w:r/>
+            <w:r>
+              <w:rPr>
+                <w:b w:val="0"/>
+                <w:sz w:val="14"/>
+              </w:rPr>
+              <w:t>Full autonomy (default): the model decides stage, biomarker category, treatment intent and plan with 10 information tools; the 9 kernel decision tools are offered only in kernel-assisted mode; the kernel audits each consult independently afterwards</w:t>
             </w:r>
           </w:p>
         </w:tc>
@@ -407,7 +472,7 @@
                 <w:b w:val="0"/>
                 <w:sz w:val="14"/>
               </w:rPr>
-              <w:t>8 deterministic, individually switchable hooks hold every clinical safety net; all advisory</w:t>
+              <w:t>8 deterministic, individually switchable hooks; 5 on in full autonomy (emergency and provenance), all advisory</w:t>
             </w:r>
           </w:p>
         </w:tc>
@@ -667,7 +732,7 @@
                 <w:b w:val="0"/>
                 <w:sz w:val="14"/>
               </w:rPr>
-              <w:t>15 commands, one definition for CLI and web (/mdt, /plan, /review, /rewind …)</w:t>
+              <w:t>16 commands, one definition for CLI and web (/mdt, /plan, /review, /audit, /rewind …)</w:t>
             </w:r>
           </w:p>
         </w:tc>
